--- a/laboratory_work/tasks/ЛР3.docx
+++ b/laboratory_work/tasks/ЛР3.docx
@@ -219,13 +219,23 @@
       <w:r>
         <w:t xml:space="preserve">использовать </w:t>
       </w:r>
+      <w:proofErr w:type="spellStart"/>
       <w:r>
         <w:rPr>
           <w:rFonts w:ascii="Consolas" w:hAnsi="Consolas"/>
           <w:sz w:val="20"/>
           <w:szCs w:val="20"/>
         </w:rPr>
-        <w:t>Consolas 10</w:t>
+        <w:t>Consolas</w:t>
+      </w:r>
+      <w:proofErr w:type="spellEnd"/>
+      <w:r>
+        <w:rPr>
+          <w:rFonts w:ascii="Consolas" w:hAnsi="Consolas"/>
+          <w:sz w:val="20"/>
+          <w:szCs w:val="20"/>
+        </w:rPr>
+        <w:t xml:space="preserve"> 10</w:t>
       </w:r>
       <w:r>
         <w:rPr>
@@ -243,6 +253,537 @@
         <w:t>.</w:t>
       </w:r>
     </w:p>
+    <w:p/>
+    <w:p>
+      <w:pPr>
+        <w:pStyle w:val="2"/>
+      </w:pPr>
+      <w:r>
+        <w:t>Вопросы</w:t>
+      </w:r>
+      <w:r>
+        <w:t>:</w:t>
+      </w:r>
+    </w:p>
+    <w:p>
+      <w:pPr>
+        <w:numPr>
+          <w:ilvl w:val="0"/>
+          <w:numId w:val="4"/>
+        </w:numPr>
+      </w:pPr>
+      <w:r>
+        <w:t>Что такое процесс? Что такое собственное адресное пространство процесса? Почему процессы изолированы друг от друга и какие механизмы требуются для обмена данными между ними?</w:t>
+      </w:r>
+    </w:p>
+    <w:p>
+      <w:pPr>
+        <w:numPr>
+          <w:ilvl w:val="0"/>
+          <w:numId w:val="4"/>
+        </w:numPr>
+      </w:pPr>
+      <w:r>
+        <w:t>Что такое поток? Почему поток называют наилегчайшей единицей выполнения? Какие ресурсы потоки разделяют внутри одного процесса?</w:t>
+      </w:r>
+    </w:p>
+    <w:p>
+      <w:pPr>
+        <w:numPr>
+          <w:ilvl w:val="0"/>
+          <w:numId w:val="4"/>
+        </w:numPr>
+      </w:pPr>
+      <w:r>
+        <w:t>Чем поток отличается от процесса? Сравните по трём критериям: изоляция памяти, стоимость создания, разделяемые ресурсы (</w:t>
+      </w:r>
+      <w:proofErr w:type="spellStart"/>
+      <w:r>
+        <w:t>heap</w:t>
+      </w:r>
+      <w:proofErr w:type="spellEnd"/>
+      <w:r>
+        <w:t xml:space="preserve">, </w:t>
+      </w:r>
+      <w:proofErr w:type="spellStart"/>
+      <w:r>
+        <w:t>static</w:t>
+      </w:r>
+      <w:proofErr w:type="spellEnd"/>
+      <w:r>
+        <w:t>). Что является собственным для каждого потока?</w:t>
+      </w:r>
+    </w:p>
+    <w:p>
+      <w:pPr>
+        <w:numPr>
+          <w:ilvl w:val="0"/>
+          <w:numId w:val="4"/>
+        </w:numPr>
+      </w:pPr>
+      <w:r>
+        <w:t>Что такое контекстное переключение (</w:t>
+      </w:r>
+      <w:proofErr w:type="spellStart"/>
+      <w:r>
+        <w:t>context</w:t>
+      </w:r>
+      <w:proofErr w:type="spellEnd"/>
+      <w:r>
+        <w:t xml:space="preserve"> </w:t>
+      </w:r>
+      <w:proofErr w:type="spellStart"/>
+      <w:r>
+        <w:t>switching</w:t>
+      </w:r>
+      <w:proofErr w:type="spellEnd"/>
+      <w:r>
+        <w:t>)? Что сохраняется и восстанавливается при переключении? Когда оно происходит и какие накладные расходы несёт?</w:t>
+      </w:r>
+    </w:p>
+    <w:p>
+      <w:pPr>
+        <w:numPr>
+          <w:ilvl w:val="0"/>
+          <w:numId w:val="4"/>
+        </w:numPr>
+      </w:pPr>
+      <w:r>
+        <w:t>Что такое квант времени (</w:t>
+      </w:r>
+      <w:proofErr w:type="spellStart"/>
+      <w:r>
+        <w:t>time</w:t>
+      </w:r>
+      <w:proofErr w:type="spellEnd"/>
+      <w:r>
+        <w:t xml:space="preserve"> </w:t>
+      </w:r>
+      <w:proofErr w:type="spellStart"/>
+      <w:r>
+        <w:t>quantum</w:t>
+      </w:r>
+      <w:proofErr w:type="spellEnd"/>
+      <w:r>
+        <w:t xml:space="preserve"> / </w:t>
+      </w:r>
+      <w:proofErr w:type="spellStart"/>
+      <w:r>
+        <w:t>time</w:t>
+      </w:r>
+      <w:proofErr w:type="spellEnd"/>
+      <w:r>
+        <w:t xml:space="preserve"> </w:t>
+      </w:r>
+      <w:proofErr w:type="spellStart"/>
+      <w:r>
+        <w:t>slice</w:t>
+      </w:r>
+      <w:proofErr w:type="spellEnd"/>
+      <w:r>
+        <w:t>)? Что происходит, если поток не завершил работу по истечении кванта? Как квантование работает на одноядерных и многоядерных CPU?</w:t>
+      </w:r>
+    </w:p>
+    <w:p>
+      <w:pPr>
+        <w:numPr>
+          <w:ilvl w:val="0"/>
+          <w:numId w:val="4"/>
+        </w:numPr>
+      </w:pPr>
+      <w:r>
+        <w:t xml:space="preserve">Кто управляет распределением потоков по ядрам? Опишите роль планировщика ОС (OS </w:t>
+      </w:r>
+      <w:proofErr w:type="spellStart"/>
+      <w:r>
+        <w:t>Scheduler</w:t>
+      </w:r>
+      <w:proofErr w:type="spellEnd"/>
+      <w:r>
+        <w:t>): какие факторы он учитывает и есть ли гарантии порядка выполнения потоков?</w:t>
+      </w:r>
+    </w:p>
+    <w:p>
+      <w:pPr>
+        <w:numPr>
+          <w:ilvl w:val="0"/>
+          <w:numId w:val="4"/>
+        </w:numPr>
+      </w:pPr>
+      <w:r>
+        <w:t xml:space="preserve">Назовите основные алгоритмы планирования потоков: </w:t>
+      </w:r>
+      <w:proofErr w:type="spellStart"/>
+      <w:r>
+        <w:t>Round</w:t>
+      </w:r>
+      <w:proofErr w:type="spellEnd"/>
+      <w:r>
+        <w:t xml:space="preserve"> </w:t>
+      </w:r>
+      <w:proofErr w:type="spellStart"/>
+      <w:r>
+        <w:t>Robin</w:t>
+      </w:r>
+      <w:proofErr w:type="spellEnd"/>
+      <w:r>
+        <w:t>, приоритетное планирование, многоуровневые очереди. В чём достоинства и недостатки каждого подхода?</w:t>
+      </w:r>
+    </w:p>
+    <w:p>
+      <w:pPr>
+        <w:numPr>
+          <w:ilvl w:val="0"/>
+          <w:numId w:val="4"/>
+        </w:numPr>
+      </w:pPr>
+      <w:r>
+        <w:t>В чём разница между конкурентностью (</w:t>
+      </w:r>
+      <w:proofErr w:type="spellStart"/>
+      <w:r>
+        <w:t>concurrency</w:t>
+      </w:r>
+      <w:proofErr w:type="spellEnd"/>
+      <w:r>
+        <w:t>) и параллелизмом (</w:t>
+      </w:r>
+      <w:proofErr w:type="spellStart"/>
+      <w:r>
+        <w:t>parallelism</w:t>
+      </w:r>
+      <w:proofErr w:type="spellEnd"/>
+      <w:r>
+        <w:t>)? Возможна ли конкурентность на одноядерном процессоре? Что необходимо для параллелизма?</w:t>
+      </w:r>
+    </w:p>
+    <w:p>
+      <w:pPr>
+        <w:numPr>
+          <w:ilvl w:val="0"/>
+          <w:numId w:val="4"/>
+        </w:numPr>
+      </w:pPr>
+      <w:r>
+        <w:t>Как одноядерный процессор исполняет несколько потоков? Как это меняется с появлением нескольких ядер? Что такое Hyper-</w:t>
+      </w:r>
+      <w:proofErr w:type="spellStart"/>
+      <w:r>
+        <w:t>Threading</w:t>
+      </w:r>
+      <w:proofErr w:type="spellEnd"/>
+      <w:r>
+        <w:t>?</w:t>
+      </w:r>
+    </w:p>
+    <w:p>
+      <w:pPr>
+        <w:numPr>
+          <w:ilvl w:val="0"/>
+          <w:numId w:val="4"/>
+        </w:numPr>
+      </w:pPr>
+      <w:r>
+        <w:lastRenderedPageBreak/>
+        <w:t>Почему в многопоточном приложении нельзя предсказать порядок выполнения потоков? Какую роль в этом играют ОС и JVM?</w:t>
+      </w:r>
+    </w:p>
+    <w:p>
+      <w:pPr>
+        <w:numPr>
+          <w:ilvl w:val="0"/>
+          <w:numId w:val="4"/>
+        </w:numPr>
+      </w:pPr>
+      <w:r>
+        <w:t>Назовите и кратко опишите два способа создания потока в Java.</w:t>
+      </w:r>
+    </w:p>
+    <w:p>
+      <w:pPr>
+        <w:numPr>
+          <w:ilvl w:val="0"/>
+          <w:numId w:val="4"/>
+        </w:numPr>
+      </w:pPr>
+      <w:r>
+        <w:t>Что произойдёт, если вместо </w:t>
+      </w:r>
+      <w:proofErr w:type="spellStart"/>
+      <w:r>
+        <w:t>thread.start</w:t>
+      </w:r>
+      <w:proofErr w:type="spellEnd"/>
+      <w:r>
+        <w:t>() вызвать </w:t>
+      </w:r>
+      <w:proofErr w:type="spellStart"/>
+      <w:r>
+        <w:t>thread.run</w:t>
+      </w:r>
+      <w:proofErr w:type="spellEnd"/>
+      <w:r>
+        <w:t>()?</w:t>
+      </w:r>
+    </w:p>
+    <w:p>
+      <w:pPr>
+        <w:numPr>
+          <w:ilvl w:val="0"/>
+          <w:numId w:val="4"/>
+        </w:numPr>
+      </w:pPr>
+      <w:r>
+        <w:t>Для чего используется метод </w:t>
+      </w:r>
+      <w:proofErr w:type="spellStart"/>
+      <w:r>
+        <w:t>join</w:t>
+      </w:r>
+      <w:proofErr w:type="spellEnd"/>
+      <w:r>
+        <w:t>()? В чём разница между </w:t>
+      </w:r>
+      <w:proofErr w:type="spellStart"/>
+      <w:r>
+        <w:t>join</w:t>
+      </w:r>
+      <w:proofErr w:type="spellEnd"/>
+      <w:r>
+        <w:t>() и </w:t>
+      </w:r>
+      <w:proofErr w:type="spellStart"/>
+      <w:r>
+        <w:t>join</w:t>
+      </w:r>
+      <w:proofErr w:type="spellEnd"/>
+      <w:r>
+        <w:t>(</w:t>
+      </w:r>
+      <w:proofErr w:type="spellStart"/>
+      <w:r>
+        <w:t>long</w:t>
+      </w:r>
+      <w:proofErr w:type="spellEnd"/>
+      <w:r>
+        <w:t xml:space="preserve"> </w:t>
+      </w:r>
+      <w:proofErr w:type="spellStart"/>
+      <w:r>
+        <w:t>millis</w:t>
+      </w:r>
+      <w:proofErr w:type="spellEnd"/>
+      <w:r>
+        <w:t>)?</w:t>
+      </w:r>
+    </w:p>
+    <w:p>
+      <w:pPr>
+        <w:numPr>
+          <w:ilvl w:val="0"/>
+          <w:numId w:val="4"/>
+        </w:numPr>
+      </w:pPr>
+      <w:r>
+        <w:t>В чём разница между </w:t>
+      </w:r>
+      <w:proofErr w:type="spellStart"/>
+      <w:r>
+        <w:t>synchronized</w:t>
+      </w:r>
+      <w:proofErr w:type="spellEnd"/>
+      <w:r>
+        <w:t>-методом и </w:t>
+      </w:r>
+      <w:proofErr w:type="spellStart"/>
+      <w:r>
+        <w:t>synchronized</w:t>
+      </w:r>
+      <w:proofErr w:type="spellEnd"/>
+      <w:r>
+        <w:t>-блоком? Какой объект используется в качестве монитора в каждом случае? Когда предпочтительнее использовать блок вместо метода?</w:t>
+      </w:r>
+    </w:p>
+    <w:p>
+      <w:pPr>
+        <w:numPr>
+          <w:ilvl w:val="0"/>
+          <w:numId w:val="4"/>
+        </w:numPr>
+      </w:pPr>
+      <w:r>
+        <w:t>Что такое семафор (</w:t>
+      </w:r>
+      <w:proofErr w:type="spellStart"/>
+      <w:r>
+        <w:t>Semaphore</w:t>
+      </w:r>
+      <w:proofErr w:type="spellEnd"/>
+      <w:r>
+        <w:t>) и как он ограничивает доступ к ресурсу? Чем двоичный семафор отличается от мьютекса? Что произойдёт, если поток вызовет </w:t>
+      </w:r>
+      <w:proofErr w:type="spellStart"/>
+      <w:r>
+        <w:t>release</w:t>
+      </w:r>
+      <w:proofErr w:type="spellEnd"/>
+      <w:r>
+        <w:t>() без предшествующего </w:t>
+      </w:r>
+      <w:proofErr w:type="spellStart"/>
+      <w:r>
+        <w:t>acquire</w:t>
+      </w:r>
+      <w:proofErr w:type="spellEnd"/>
+      <w:r>
+        <w:t>()?</w:t>
+      </w:r>
+    </w:p>
+    <w:p>
+      <w:pPr>
+        <w:numPr>
+          <w:ilvl w:val="0"/>
+          <w:numId w:val="4"/>
+        </w:numPr>
+      </w:pPr>
+      <w:r>
+        <w:t>Опишите паттерн Производитель-Потребитель. Как </w:t>
+      </w:r>
+      <w:proofErr w:type="spellStart"/>
+      <w:r>
+        <w:t>BlockingQueue</w:t>
+      </w:r>
+      <w:proofErr w:type="spellEnd"/>
+      <w:r>
+        <w:t> упрощает его реализацию по сравнению с ручным использованием </w:t>
+      </w:r>
+      <w:proofErr w:type="spellStart"/>
+      <w:r>
+        <w:t>wait</w:t>
+      </w:r>
+      <w:proofErr w:type="spellEnd"/>
+      <w:r>
+        <w:t>()/</w:t>
+      </w:r>
+      <w:proofErr w:type="spellStart"/>
+      <w:r>
+        <w:t>notify</w:t>
+      </w:r>
+      <w:proofErr w:type="spellEnd"/>
+      <w:r>
+        <w:t>()? Назовите реализации </w:t>
+      </w:r>
+      <w:proofErr w:type="spellStart"/>
+      <w:r>
+        <w:t>BlockingQueue</w:t>
+      </w:r>
+      <w:proofErr w:type="spellEnd"/>
+      <w:r>
+        <w:t> из стандартной библиотеки и их ключевые отличия.</w:t>
+      </w:r>
+    </w:p>
+    <w:p>
+      <w:pPr>
+        <w:numPr>
+          <w:ilvl w:val="0"/>
+          <w:numId w:val="4"/>
+        </w:numPr>
+      </w:pPr>
+      <w:r>
+        <w:t xml:space="preserve">Дайте определение </w:t>
+      </w:r>
+      <w:proofErr w:type="spellStart"/>
+      <w:r>
+        <w:t>дедлока</w:t>
+      </w:r>
+      <w:proofErr w:type="spellEnd"/>
+      <w:r>
+        <w:t xml:space="preserve">. Приведите минимальный сценарий с двумя потоками и двумя ресурсами, приводящий к </w:t>
+      </w:r>
+      <w:proofErr w:type="spellStart"/>
+      <w:r>
+        <w:t>дедлоку</w:t>
+      </w:r>
+      <w:proofErr w:type="spellEnd"/>
+      <w:r>
+        <w:t xml:space="preserve">. Как обнаружить </w:t>
+      </w:r>
+      <w:proofErr w:type="spellStart"/>
+      <w:r>
+        <w:t>дедлок</w:t>
+      </w:r>
+      <w:proofErr w:type="spellEnd"/>
+      <w:r>
+        <w:t xml:space="preserve"> в работающем приложении?</w:t>
+      </w:r>
+    </w:p>
+    <w:p>
+      <w:pPr>
+        <w:numPr>
+          <w:ilvl w:val="0"/>
+          <w:numId w:val="4"/>
+        </w:numPr>
+      </w:pPr>
+      <w:r>
+        <w:t xml:space="preserve">Что такое </w:t>
+      </w:r>
+      <w:proofErr w:type="spellStart"/>
+      <w:r>
+        <w:t>лайвлок</w:t>
+      </w:r>
+      <w:proofErr w:type="spellEnd"/>
+      <w:r>
+        <w:t xml:space="preserve">? Чем он принципиально отличается от </w:t>
+      </w:r>
+      <w:proofErr w:type="spellStart"/>
+      <w:r>
+        <w:t>дедлока</w:t>
+      </w:r>
+      <w:proofErr w:type="spellEnd"/>
+      <w:r>
+        <w:t xml:space="preserve"> с точки зрения состояния потоков и загрузки CPU? Приведите бытовой пример и объясните, как его разрешить.</w:t>
+      </w:r>
+    </w:p>
+    <w:p>
+      <w:pPr>
+        <w:numPr>
+          <w:ilvl w:val="0"/>
+          <w:numId w:val="4"/>
+        </w:numPr>
+      </w:pPr>
+      <w:r>
+        <w:t xml:space="preserve">Опишите задачу обедающих философов. При каком стечении обстоятельств все философы оказываются в </w:t>
+      </w:r>
+      <w:proofErr w:type="spellStart"/>
+      <w:r>
+        <w:t>дедлоке</w:t>
+      </w:r>
+      <w:proofErr w:type="spellEnd"/>
+      <w:r>
+        <w:t xml:space="preserve">? Какие условия </w:t>
+      </w:r>
+      <w:proofErr w:type="spellStart"/>
+      <w:r>
+        <w:t>Коффмана</w:t>
+      </w:r>
+      <w:proofErr w:type="spellEnd"/>
+      <w:r>
+        <w:t xml:space="preserve"> выполняются в этом сценарии?</w:t>
+      </w:r>
+    </w:p>
+    <w:p>
+      <w:pPr>
+        <w:numPr>
+          <w:ilvl w:val="0"/>
+          <w:numId w:val="4"/>
+        </w:numPr>
+      </w:pPr>
+      <w:r>
+        <w:t>Сформулируйте задачу спящего парикмахера. Какие роли играют семафоры в классическом решении? Как решение обеспечивает отсутствие гонки состояний при проверке свободных мест в зале ожидания?</w:t>
+      </w:r>
+    </w:p>
+    <w:p/>
+    <w:p/>
     <w:sectPr>
       <w:pgSz w:w="11906" w:h="16838"/>
       <w:pgMar w:top="1134" w:right="850" w:bottom="1134" w:left="1701" w:header="708" w:footer="708" w:gutter="0"/>
@@ -482,6 +1023,119 @@
     </w:lvl>
   </w:abstractNum>
   <w:abstractNum w:abstractNumId="2" w15:restartNumberingAfterBreak="0">
+    <w:nsid w:val="1F692F49"/>
+    <w:multiLevelType w:val="multilevel"/>
+    <w:tmpl w:val="7166DBD2"/>
+    <w:lvl w:ilvl="0">
+      <w:start w:val="1"/>
+      <w:numFmt w:val="decimal"/>
+      <w:lvlText w:val="%1."/>
+      <w:lvlJc w:val="left"/>
+      <w:pPr>
+        <w:tabs>
+          <w:tab w:val="num" w:pos="720"/>
+        </w:tabs>
+        <w:ind w:left="720" w:hanging="360"/>
+      </w:pPr>
+    </w:lvl>
+    <w:lvl w:ilvl="1" w:tentative="1">
+      <w:start w:val="1"/>
+      <w:numFmt w:val="decimal"/>
+      <w:lvlText w:val="%2."/>
+      <w:lvlJc w:val="left"/>
+      <w:pPr>
+        <w:tabs>
+          <w:tab w:val="num" w:pos="1440"/>
+        </w:tabs>
+        <w:ind w:left="1440" w:hanging="360"/>
+      </w:pPr>
+    </w:lvl>
+    <w:lvl w:ilvl="2" w:tentative="1">
+      <w:start w:val="1"/>
+      <w:numFmt w:val="decimal"/>
+      <w:lvlText w:val="%3."/>
+      <w:lvlJc w:val="left"/>
+      <w:pPr>
+        <w:tabs>
+          <w:tab w:val="num" w:pos="2160"/>
+        </w:tabs>
+        <w:ind w:left="2160" w:hanging="360"/>
+      </w:pPr>
+    </w:lvl>
+    <w:lvl w:ilvl="3" w:tentative="1">
+      <w:start w:val="1"/>
+      <w:numFmt w:val="decimal"/>
+      <w:lvlText w:val="%4."/>
+      <w:lvlJc w:val="left"/>
+      <w:pPr>
+        <w:tabs>
+          <w:tab w:val="num" w:pos="2880"/>
+        </w:tabs>
+        <w:ind w:left="2880" w:hanging="360"/>
+      </w:pPr>
+    </w:lvl>
+    <w:lvl w:ilvl="4" w:tentative="1">
+      <w:start w:val="1"/>
+      <w:numFmt w:val="decimal"/>
+      <w:lvlText w:val="%5."/>
+      <w:lvlJc w:val="left"/>
+      <w:pPr>
+        <w:tabs>
+          <w:tab w:val="num" w:pos="3600"/>
+        </w:tabs>
+        <w:ind w:left="3600" w:hanging="360"/>
+      </w:pPr>
+    </w:lvl>
+    <w:lvl w:ilvl="5" w:tentative="1">
+      <w:start w:val="1"/>
+      <w:numFmt w:val="decimal"/>
+      <w:lvlText w:val="%6."/>
+      <w:lvlJc w:val="left"/>
+      <w:pPr>
+        <w:tabs>
+          <w:tab w:val="num" w:pos="4320"/>
+        </w:tabs>
+        <w:ind w:left="4320" w:hanging="360"/>
+      </w:pPr>
+    </w:lvl>
+    <w:lvl w:ilvl="6" w:tentative="1">
+      <w:start w:val="1"/>
+      <w:numFmt w:val="decimal"/>
+      <w:lvlText w:val="%7."/>
+      <w:lvlJc w:val="left"/>
+      <w:pPr>
+        <w:tabs>
+          <w:tab w:val="num" w:pos="5040"/>
+        </w:tabs>
+        <w:ind w:left="5040" w:hanging="360"/>
+      </w:pPr>
+    </w:lvl>
+    <w:lvl w:ilvl="7" w:tentative="1">
+      <w:start w:val="1"/>
+      <w:numFmt w:val="decimal"/>
+      <w:lvlText w:val="%8."/>
+      <w:lvlJc w:val="left"/>
+      <w:pPr>
+        <w:tabs>
+          <w:tab w:val="num" w:pos="5760"/>
+        </w:tabs>
+        <w:ind w:left="5760" w:hanging="360"/>
+      </w:pPr>
+    </w:lvl>
+    <w:lvl w:ilvl="8" w:tentative="1">
+      <w:start w:val="1"/>
+      <w:numFmt w:val="decimal"/>
+      <w:lvlText w:val="%9."/>
+      <w:lvlJc w:val="left"/>
+      <w:pPr>
+        <w:tabs>
+          <w:tab w:val="num" w:pos="6480"/>
+        </w:tabs>
+        <w:ind w:left="6480" w:hanging="360"/>
+      </w:pPr>
+    </w:lvl>
+  </w:abstractNum>
+  <w:abstractNum w:abstractNumId="3" w15:restartNumberingAfterBreak="0">
     <w:nsid w:val="43C51BB6"/>
     <w:multiLevelType w:val="hybridMultilevel"/>
     <w:tmpl w:val="7BB68EF8"/>
@@ -595,13 +1249,16 @@
     </w:lvl>
   </w:abstractNum>
   <w:num w:numId="1" w16cid:durableId="1077632307">
-    <w:abstractNumId w:val="2"/>
+    <w:abstractNumId w:val="3"/>
   </w:num>
   <w:num w:numId="2" w16cid:durableId="990864310">
     <w:abstractNumId w:val="0"/>
   </w:num>
   <w:num w:numId="3" w16cid:durableId="1081024887">
     <w:abstractNumId w:val="1"/>
+  </w:num>
+  <w:num w:numId="4" w16cid:durableId="1488666725">
+    <w:abstractNumId w:val="2"/>
   </w:num>
 </w:numbering>
 </file>
@@ -1065,7 +1722,6 @@
   <w:style w:type="character" w:default="1" w:styleId="a0">
     <w:name w:val="Default Paragraph Font"/>
     <w:uiPriority w:val="1"/>
-    <w:semiHidden/>
     <w:unhideWhenUsed/>
   </w:style>
   <w:style w:type="table" w:default="1" w:styleId="a1">
